--- a/public/Bartlomiej_Kus_Resume.docx
+++ b/public/Bartlomiej_Kus_Resume.docx
@@ -50,7 +50,7 @@
       <w:pPr>
         <w:spacing w:after="0"/>
       </w:pPr>
-      <w:hyperlink w:history="1" r:id="rIdtdjaggnj0yxfizky25fk3">
+      <w:hyperlink w:history="1" r:id="rIdmnev_nit_zhwrnl4_w7jl">
         <w:r>
           <w:rPr>
             <w:rFonts w:ascii="Arial" w:cs="Arial" w:eastAsia="Arial" w:hAnsi="Arial"/>
@@ -70,7 +70,7 @@
         </w:rPr>
         <w:t xml:space="preserve">  ·  </w:t>
       </w:r>
-      <w:hyperlink w:history="1" r:id="rId2fac_dcdmqtw_sx68l0aq">
+      <w:hyperlink w:history="1" r:id="rId8ynia3ky6rxfrcqyzl6hg">
         <w:r>
           <w:rPr>
             <w:rFonts w:ascii="Arial" w:cs="Arial" w:eastAsia="Arial" w:hAnsi="Arial"/>
@@ -90,7 +90,7 @@
         </w:rPr>
         <w:t xml:space="preserve">  ·  </w:t>
       </w:r>
-      <w:hyperlink w:history="1" r:id="rId994bvsk8i5g7tfpx6igb8">
+      <w:hyperlink w:history="1" r:id="rIdbe-wiclwc21z2fpz-amjf">
         <w:r>
           <w:rPr>
             <w:rFonts w:ascii="Arial" w:cs="Arial" w:eastAsia="Arial" w:hAnsi="Arial"/>
@@ -106,7 +106,7 @@
       <w:pPr>
         <w:spacing w:after="0"/>
       </w:pPr>
-      <w:hyperlink w:history="1" r:id="rIdkrytzk_bxhcbndgq2vh06">
+      <w:hyperlink w:history="1" r:id="rIduvia-l8kfpquuhiiugbo1">
         <w:r>
           <w:rPr>
             <w:rFonts w:ascii="Arial" w:cs="Arial" w:eastAsia="Arial" w:hAnsi="Arial"/>
@@ -114,7 +114,7 @@
             <w:sz w:val="18"/>
             <w:szCs w:val="18"/>
           </w:rPr>
-          <w:t xml:space="preserve">stagecraft.ing</w:t>
+          <w:t xml:space="preserve">statecraft.ing</w:t>
         </w:r>
       </w:hyperlink>
       <w:r>
@@ -126,7 +126,7 @@
         </w:rPr>
         <w:t xml:space="preserve">  ·  </w:t>
       </w:r>
-      <w:hyperlink w:history="1" r:id="rIdkcrmameqtsqqrsnuenkxi">
+      <w:hyperlink w:history="1" r:id="rId0z8fvxshnwmpamocxre7s">
         <w:r>
           <w:rPr>
             <w:rFonts w:ascii="Arial" w:cs="Arial" w:eastAsia="Arial" w:hAnsi="Arial"/>
@@ -134,7 +134,7 @@
             <w:sz w:val="18"/>
             <w:szCs w:val="18"/>
           </w:rPr>
-          <w:t xml:space="preserve">github.com/stagecraft-ing</w:t>
+          <w:t xml:space="preserve">github.com/statecraft-ing</w:t>
         </w:r>
       </w:hyperlink>
     </w:p>
@@ -1264,7 +1264,7 @@
         </w:rPr>
         <w:t xml:space="preserve">  ·  </w:t>
       </w:r>
-      <w:hyperlink w:history="1" r:id="rIdk50qrb1zcm9zvzi8txop-">
+      <w:hyperlink w:history="1" r:id="rIdqb19ytdvmyfqtma64bjqk">
         <w:r>
           <w:rPr>
             <w:rFonts w:ascii="Arial" w:cs="Arial" w:eastAsia="Arial" w:hAnsi="Arial"/>
@@ -1272,7 +1272,7 @@
             <w:sz w:val="18"/>
             <w:szCs w:val="18"/>
           </w:rPr>
-          <w:t xml:space="preserve">stagecraft.ing</w:t>
+          <w:t xml:space="preserve">statecraft.ing</w:t>
         </w:r>
       </w:hyperlink>
       <w:r>
@@ -1284,7 +1284,7 @@
         </w:rPr>
         <w:t xml:space="preserve">  ·  </w:t>
       </w:r>
-      <w:hyperlink w:history="1" r:id="rIdhgjw7hanncaeqmwss-yu4">
+      <w:hyperlink w:history="1" r:id="rIdiz7pyyoscfn7skb_v5ne1">
         <w:r>
           <w:rPr>
             <w:rFonts w:ascii="Arial" w:cs="Arial" w:eastAsia="Arial" w:hAnsi="Arial"/>
@@ -1292,7 +1292,7 @@
             <w:sz w:val="18"/>
             <w:szCs w:val="18"/>
           </w:rPr>
-          <w:t xml:space="preserve">github.com/stagecraft-ing/open-agentic-platform</w:t>
+          <w:t xml:space="preserve">github.com/statecrafting/open-agentic-platform</w:t>
         </w:r>
       </w:hyperlink>
     </w:p>
@@ -1424,7 +1424,7 @@
         </w:rPr>
         <w:t xml:space="preserve">  ·  </w:t>
       </w:r>
-      <w:hyperlink w:history="1" r:id="rIdwrx7j0ktcqqq1gkwluj6d">
+      <w:hyperlink w:history="1" r:id="rId5ua4jb-vckjhxjskrqxld">
         <w:r>
           <w:rPr>
             <w:rFonts w:ascii="Arial" w:cs="Arial" w:eastAsia="Arial" w:hAnsi="Arial"/>
@@ -1432,110 +1432,9 @@
             <w:sz w:val="18"/>
             <w:szCs w:val="18"/>
           </w:rPr>
-          <w:t xml:space="preserve">github.com/stagecraft-ing/spec-spine</w:t>
+          <w:t xml:space="preserve">statecrafting.github.io/spec-spine</w:t>
         </w:r>
       </w:hyperlink>
-    </w:p>
-    <w:p>
-      <w:pPr>
-        <w:spacing w:after="28"/>
-      </w:pPr>
-      <w:r>
-        <w:rPr>
-          <w:rFonts w:ascii="Arial" w:cs="Arial" w:eastAsia="Arial" w:hAnsi="Arial"/>
-          <w:color w:val="000000"/>
-          <w:sz w:val="20"/>
-          <w:szCs w:val="20"/>
-        </w:rPr>
-        <w:t xml:space="preserve">A typed, hash-verifiable authority ledger over a markdown specification corpus: an installable Rust library and CLI that refuses code which drifts from its owning specification at PR time. Designed as a domain-agnostic governance core that OAP layers semantics onto through a documented overlay contract.</w:t>
-      </w:r>
-    </w:p>
-    <w:p>
-      <w:pPr>
-        <w:pStyle w:val="ListParagraph"/>
-        <w:numPr>
-          <w:ilvl w:val="0"/>
-          <w:numId w:val="1"/>
-        </w:numPr>
-        <w:spacing w:after="28"/>
-      </w:pPr>
-      <w:r>
-        <w:rPr>
-          <w:rFonts w:ascii="Arial" w:cs="Arial" w:eastAsia="Arial" w:hAnsi="Arial"/>
-          <w:color w:val="000000"/>
-          <w:sz w:val="20"/>
-          <w:szCs w:val="20"/>
-        </w:rPr>
-        <w:t xml:space="preserve">Built as three Rust crates (typed schema, core engine, thin CLI) behind a JSON-in / JSON-out facade that is the stable FFI seam for host-language bindings; the napi, pyo3, and cgo bindings that would wrap it are specified in a design document, not yet built.</w:t>
-      </w:r>
-    </w:p>
-    <w:p>
-      <w:pPr>
-        <w:pStyle w:val="ListParagraph"/>
-        <w:numPr>
-          <w:ilvl w:val="0"/>
-          <w:numId w:val="1"/>
-        </w:numPr>
-        <w:spacing w:after="28"/>
-      </w:pPr>
-      <w:r>
-        <w:rPr>
-          <w:rFonts w:ascii="Arial" w:cs="Arial" w:eastAsia="Arial" w:hAnsi="Arial"/>
-          <w:color w:val="000000"/>
-          <w:sz w:val="20"/>
-          <w:szCs w:val="20"/>
-        </w:rPr>
-        <w:t xml:space="preserve">Deterministic by construction: every artifact-producing function is a pure function of (config, file contents), and a CI gate recompiles the corpus across four target triples (x86_64 and aarch64 over Linux, macOS, and Windows), failing unless the emitted registry and index shard trees are byte-identical.</w:t>
-      </w:r>
-    </w:p>
-    <w:p>
-      <w:pPr>
-        <w:pStyle w:val="ListParagraph"/>
-        <w:numPr>
-          <w:ilvl w:val="0"/>
-          <w:numId w:val="1"/>
-        </w:numPr>
-        <w:spacing w:after="28"/>
-      </w:pPr>
-      <w:r>
-        <w:rPr>
-          <w:rFonts w:ascii="Arial" w:cs="Arial" w:eastAsia="Arial" w:hAnsi="Arial"/>
-          <w:color w:val="000000"/>
-          <w:sz w:val="20"/>
-          <w:szCs w:val="20"/>
-        </w:rPr>
-        <w:t xml:space="preserve">Published and live at v0.8.0 across three registries: library and CLI on crates.io (spec-spine-core, spec-spine-cli), plus prebuilt per-platform binaries that need no Rust toolchain on npm and PyPI/uvx (spec-spine).</w:t>
-      </w:r>
-    </w:p>
-    <w:p>
-      <w:pPr>
-        <w:spacing w:after="10" w:before="110"/>
-      </w:pPr>
-      <w:r>
-        <w:rPr>
-          <w:rFonts w:ascii="Arial" w:cs="Arial" w:eastAsia="Arial" w:hAnsi="Arial"/>
-          <w:b/>
-          <w:bCs/>
-          <w:color w:val="000000"/>
-          <w:sz w:val="20"/>
-          <w:szCs w:val="20"/>
-        </w:rPr>
-        <w:t xml:space="preserve">Platform components</w:t>
-      </w:r>
-    </w:p>
-    <w:p>
-      <w:pPr>
-        <w:spacing w:after="46"/>
-      </w:pPr>
-      <w:r>
-        <w:rPr>
-          <w:rFonts w:ascii="Arial" w:cs="Arial" w:eastAsia="Arial" w:hAnsi="Arial"/>
-          <w:color w:val="555555"/>
-          <w:sz w:val="18"/>
-          <w:szCs w:val="18"/>
-        </w:rPr>
-        <w:t xml:space="preserve">Open source  ·  Apache-2.0</w:t>
-      </w:r>
       <w:r>
         <w:rPr>
           <w:rFonts w:ascii="Arial" w:cs="Arial" w:eastAsia="Arial" w:hAnsi="Arial"/>
@@ -1545,7 +1444,7 @@
         </w:rPr>
         <w:t xml:space="preserve">  ·  </w:t>
       </w:r>
-      <w:hyperlink w:history="1" r:id="rId-3btqroppwyxit5g8o4jk">
+      <w:hyperlink w:history="1" r:id="rIde99uospb-uaz0kwjxyom0">
         <w:r>
           <w:rPr>
             <w:rFonts w:ascii="Arial" w:cs="Arial" w:eastAsia="Arial" w:hAnsi="Arial"/>
@@ -1553,9 +1452,110 @@
             <w:sz w:val="18"/>
             <w:szCs w:val="18"/>
           </w:rPr>
-          <w:t xml:space="preserve">stagecraft.ing</w:t>
+          <w:t xml:space="preserve">github.com/statecrafting/spec-spine</w:t>
         </w:r>
       </w:hyperlink>
+    </w:p>
+    <w:p>
+      <w:pPr>
+        <w:spacing w:after="28"/>
+      </w:pPr>
+      <w:r>
+        <w:rPr>
+          <w:rFonts w:ascii="Arial" w:cs="Arial" w:eastAsia="Arial" w:hAnsi="Arial"/>
+          <w:color w:val="000000"/>
+          <w:sz w:val="20"/>
+          <w:szCs w:val="20"/>
+        </w:rPr>
+        <w:t xml:space="preserve">A typed, hash-verifiable authority ledger over a markdown specification corpus: an installable Rust library and CLI that refuses code which drifts from its owning specification at PR time. Designed as a domain-agnostic governance core that OAP layers semantics onto through a documented overlay contract.</w:t>
+      </w:r>
+    </w:p>
+    <w:p>
+      <w:pPr>
+        <w:pStyle w:val="ListParagraph"/>
+        <w:numPr>
+          <w:ilvl w:val="0"/>
+          <w:numId w:val="1"/>
+        </w:numPr>
+        <w:spacing w:after="28"/>
+      </w:pPr>
+      <w:r>
+        <w:rPr>
+          <w:rFonts w:ascii="Arial" w:cs="Arial" w:eastAsia="Arial" w:hAnsi="Arial"/>
+          <w:color w:val="000000"/>
+          <w:sz w:val="20"/>
+          <w:szCs w:val="20"/>
+        </w:rPr>
+        <w:t xml:space="preserve">Built as three Rust crates (typed schema, core engine, thin CLI) behind a JSON-in / JSON-out facade that is the stable FFI seam for host-language bindings; the napi, pyo3, and cgo bindings that would wrap it are specified in a design document, not yet built.</w:t>
+      </w:r>
+    </w:p>
+    <w:p>
+      <w:pPr>
+        <w:pStyle w:val="ListParagraph"/>
+        <w:numPr>
+          <w:ilvl w:val="0"/>
+          <w:numId w:val="1"/>
+        </w:numPr>
+        <w:spacing w:after="28"/>
+      </w:pPr>
+      <w:r>
+        <w:rPr>
+          <w:rFonts w:ascii="Arial" w:cs="Arial" w:eastAsia="Arial" w:hAnsi="Arial"/>
+          <w:color w:val="000000"/>
+          <w:sz w:val="20"/>
+          <w:szCs w:val="20"/>
+        </w:rPr>
+        <w:t xml:space="preserve">Deterministic by construction: every artifact-producing function is a pure function of (config, file contents), and a CI gate recompiles the corpus across four target triples (x86_64 and aarch64 over Linux, macOS, and Windows), failing unless the emitted registry and index shard trees are byte-identical.</w:t>
+      </w:r>
+    </w:p>
+    <w:p>
+      <w:pPr>
+        <w:pStyle w:val="ListParagraph"/>
+        <w:numPr>
+          <w:ilvl w:val="0"/>
+          <w:numId w:val="1"/>
+        </w:numPr>
+        <w:spacing w:after="28"/>
+      </w:pPr>
+      <w:r>
+        <w:rPr>
+          <w:rFonts w:ascii="Arial" w:cs="Arial" w:eastAsia="Arial" w:hAnsi="Arial"/>
+          <w:color w:val="000000"/>
+          <w:sz w:val="20"/>
+          <w:szCs w:val="20"/>
+        </w:rPr>
+        <w:t xml:space="preserve">Published and live at v0.8.0 across three registries: library and CLI on crates.io (spec-spine-core, spec-spine-cli), plus prebuilt per-platform binaries that need no Rust toolchain on npm and PyPI/uvx (spec-spine).</w:t>
+      </w:r>
+    </w:p>
+    <w:p>
+      <w:pPr>
+        <w:spacing w:after="10" w:before="110"/>
+      </w:pPr>
+      <w:r>
+        <w:rPr>
+          <w:rFonts w:ascii="Arial" w:cs="Arial" w:eastAsia="Arial" w:hAnsi="Arial"/>
+          <w:b/>
+          <w:bCs/>
+          <w:color w:val="000000"/>
+          <w:sz w:val="20"/>
+          <w:szCs w:val="20"/>
+        </w:rPr>
+        <w:t xml:space="preserve">Platform components</w:t>
+      </w:r>
+    </w:p>
+    <w:p>
+      <w:pPr>
+        <w:spacing w:after="46"/>
+      </w:pPr>
+      <w:r>
+        <w:rPr>
+          <w:rFonts w:ascii="Arial" w:cs="Arial" w:eastAsia="Arial" w:hAnsi="Arial"/>
+          <w:color w:val="555555"/>
+          <w:sz w:val="18"/>
+          <w:szCs w:val="18"/>
+        </w:rPr>
+        <w:t xml:space="preserve">Open source  ·  Apache-2.0</w:t>
+      </w:r>
       <w:r>
         <w:rPr>
           <w:rFonts w:ascii="Arial" w:cs="Arial" w:eastAsia="Arial" w:hAnsi="Arial"/>
@@ -1565,7 +1565,7 @@
         </w:rPr>
         <w:t xml:space="preserve">  ·  </w:t>
       </w:r>
-      <w:hyperlink w:history="1" r:id="rIdk2z2kzikhsvdtcdwpchff">
+      <w:hyperlink w:history="1" r:id="rIduqhx7qycozysvmwky7uah">
         <w:r>
           <w:rPr>
             <w:rFonts w:ascii="Arial" w:cs="Arial" w:eastAsia="Arial" w:hAnsi="Arial"/>
@@ -1573,7 +1573,27 @@
             <w:sz w:val="18"/>
             <w:szCs w:val="18"/>
           </w:rPr>
-          <w:t xml:space="preserve">github.com/stagecraft-ing</w:t>
+          <w:t xml:space="preserve">statecraft.ing</w:t>
+        </w:r>
+      </w:hyperlink>
+      <w:r>
+        <w:rPr>
+          <w:rFonts w:ascii="Arial" w:cs="Arial" w:eastAsia="Arial" w:hAnsi="Arial"/>
+          <w:color w:val="555555"/>
+          <w:sz w:val="18"/>
+          <w:szCs w:val="18"/>
+        </w:rPr>
+        <w:t xml:space="preserve">  ·  </w:t>
+      </w:r>
+      <w:hyperlink w:history="1" r:id="rIdj5ciapubnz9i5-kgu5wt0">
+        <w:r>
+          <w:rPr>
+            <w:rFonts w:ascii="Arial" w:cs="Arial" w:eastAsia="Arial" w:hAnsi="Arial"/>
+            <w:color w:val="1F3864"/>
+            <w:sz w:val="18"/>
+            <w:szCs w:val="18"/>
+          </w:rPr>
+          <w:t xml:space="preserve">github.com/statecraft-ing</w:t>
         </w:r>
       </w:hyperlink>
     </w:p>

--- a/public/Bartlomiej_Kus_Resume.docx
+++ b/public/Bartlomiej_Kus_Resume.docx
@@ -50,7 +50,7 @@
       <w:pPr>
         <w:spacing w:after="0"/>
       </w:pPr>
-      <w:hyperlink w:history="1" r:id="rIdmnev_nit_zhwrnl4_w7jl">
+      <w:hyperlink w:history="1" r:id="rIdlgyhfd3e9cjyl_40vua2-">
         <w:r>
           <w:rPr>
             <w:rFonts w:ascii="Arial" w:cs="Arial" w:eastAsia="Arial" w:hAnsi="Arial"/>
@@ -70,7 +70,7 @@
         </w:rPr>
         <w:t xml:space="preserve">  ·  </w:t>
       </w:r>
-      <w:hyperlink w:history="1" r:id="rId8ynia3ky6rxfrcqyzl6hg">
+      <w:hyperlink w:history="1" r:id="rIdd1frykkfw-vvyztrqxlqw">
         <w:r>
           <w:rPr>
             <w:rFonts w:ascii="Arial" w:cs="Arial" w:eastAsia="Arial" w:hAnsi="Arial"/>
@@ -90,7 +90,7 @@
         </w:rPr>
         <w:t xml:space="preserve">  ·  </w:t>
       </w:r>
-      <w:hyperlink w:history="1" r:id="rIdbe-wiclwc21z2fpz-amjf">
+      <w:hyperlink w:history="1" r:id="rIdsgqgigczxz_3joyxa2njy">
         <w:r>
           <w:rPr>
             <w:rFonts w:ascii="Arial" w:cs="Arial" w:eastAsia="Arial" w:hAnsi="Arial"/>
@@ -106,7 +106,7 @@
       <w:pPr>
         <w:spacing w:after="0"/>
       </w:pPr>
-      <w:hyperlink w:history="1" r:id="rIduvia-l8kfpquuhiiugbo1">
+      <w:hyperlink w:history="1" r:id="rIdmdnxfkxbq8mkreyvkpsec">
         <w:r>
           <w:rPr>
             <w:rFonts w:ascii="Arial" w:cs="Arial" w:eastAsia="Arial" w:hAnsi="Arial"/>
@@ -126,7 +126,7 @@
         </w:rPr>
         <w:t xml:space="preserve">  ·  </w:t>
       </w:r>
-      <w:hyperlink w:history="1" r:id="rId0z8fvxshnwmpamocxre7s">
+      <w:hyperlink w:history="1" r:id="rIdptmsens3yvursbmsqmlrq">
         <w:r>
           <w:rPr>
             <w:rFonts w:ascii="Arial" w:cs="Arial" w:eastAsia="Arial" w:hAnsi="Arial"/>
@@ -134,7 +134,7 @@
             <w:sz w:val="18"/>
             <w:szCs w:val="18"/>
           </w:rPr>
-          <w:t xml:space="preserve">github.com/statecraft-ing</w:t>
+          <w:t xml:space="preserve">github.com/statecrafting</w:t>
         </w:r>
       </w:hyperlink>
     </w:p>
@@ -1264,7 +1264,7 @@
         </w:rPr>
         <w:t xml:space="preserve">  ·  </w:t>
       </w:r>
-      <w:hyperlink w:history="1" r:id="rIdqb19ytdvmyfqtma64bjqk">
+      <w:hyperlink w:history="1" r:id="rIduwwkqiwh5acahxtrigjp6">
         <w:r>
           <w:rPr>
             <w:rFonts w:ascii="Arial" w:cs="Arial" w:eastAsia="Arial" w:hAnsi="Arial"/>
@@ -1284,7 +1284,7 @@
         </w:rPr>
         <w:t xml:space="preserve">  ·  </w:t>
       </w:r>
-      <w:hyperlink w:history="1" r:id="rIdiz7pyyoscfn7skb_v5ne1">
+      <w:hyperlink w:history="1" r:id="rIda7flghrxi3r7eiku4cqw_">
         <w:r>
           <w:rPr>
             <w:rFonts w:ascii="Arial" w:cs="Arial" w:eastAsia="Arial" w:hAnsi="Arial"/>
@@ -1424,7 +1424,7 @@
         </w:rPr>
         <w:t xml:space="preserve">  ·  </w:t>
       </w:r>
-      <w:hyperlink w:history="1" r:id="rId5ua4jb-vckjhxjskrqxld">
+      <w:hyperlink w:history="1" r:id="rIdllc8llrwfepmjkv5pv3kg">
         <w:r>
           <w:rPr>
             <w:rFonts w:ascii="Arial" w:cs="Arial" w:eastAsia="Arial" w:hAnsi="Arial"/>
@@ -1444,7 +1444,7 @@
         </w:rPr>
         <w:t xml:space="preserve">  ·  </w:t>
       </w:r>
-      <w:hyperlink w:history="1" r:id="rIde99uospb-uaz0kwjxyom0">
+      <w:hyperlink w:history="1" r:id="rIdfmqoh6tw8xwf_zabisfv2">
         <w:r>
           <w:rPr>
             <w:rFonts w:ascii="Arial" w:cs="Arial" w:eastAsia="Arial" w:hAnsi="Arial"/>
@@ -1565,7 +1565,7 @@
         </w:rPr>
         <w:t xml:space="preserve">  ·  </w:t>
       </w:r>
-      <w:hyperlink w:history="1" r:id="rIduqhx7qycozysvmwky7uah">
+      <w:hyperlink w:history="1" r:id="rIdqjljvdmrdnn5ixyntgpzl">
         <w:r>
           <w:rPr>
             <w:rFonts w:ascii="Arial" w:cs="Arial" w:eastAsia="Arial" w:hAnsi="Arial"/>
@@ -1585,7 +1585,7 @@
         </w:rPr>
         <w:t xml:space="preserve">  ·  </w:t>
       </w:r>
-      <w:hyperlink w:history="1" r:id="rIdj5ciapubnz9i5-kgu5wt0">
+      <w:hyperlink w:history="1" r:id="rIdrroitdsg6avgfqtfrcv-2">
         <w:r>
           <w:rPr>
             <w:rFonts w:ascii="Arial" w:cs="Arial" w:eastAsia="Arial" w:hAnsi="Arial"/>

--- a/public/Bartlomiej_Kus_Resume.docx
+++ b/public/Bartlomiej_Kus_Resume.docx
@@ -50,7 +50,7 @@
       <w:pPr>
         <w:spacing w:after="0"/>
       </w:pPr>
-      <w:hyperlink w:history="1" r:id="rIdlgyhfd3e9cjyl_40vua2-">
+      <w:hyperlink w:history="1" r:id="rId8lx3fb_x-ists4uiroast">
         <w:r>
           <w:rPr>
             <w:rFonts w:ascii="Arial" w:cs="Arial" w:eastAsia="Arial" w:hAnsi="Arial"/>
@@ -70,7 +70,7 @@
         </w:rPr>
         <w:t xml:space="preserve">  ·  </w:t>
       </w:r>
-      <w:hyperlink w:history="1" r:id="rIdd1frykkfw-vvyztrqxlqw">
+      <w:hyperlink w:history="1" r:id="rIdhxfru-8ykh05r3xsntpaq">
         <w:r>
           <w:rPr>
             <w:rFonts w:ascii="Arial" w:cs="Arial" w:eastAsia="Arial" w:hAnsi="Arial"/>
@@ -90,7 +90,7 @@
         </w:rPr>
         <w:t xml:space="preserve">  ·  </w:t>
       </w:r>
-      <w:hyperlink w:history="1" r:id="rIdsgqgigczxz_3joyxa2njy">
+      <w:hyperlink w:history="1" r:id="rIdg7of1wyx4knjurnzre9cd">
         <w:r>
           <w:rPr>
             <w:rFonts w:ascii="Arial" w:cs="Arial" w:eastAsia="Arial" w:hAnsi="Arial"/>
@@ -106,7 +106,7 @@
       <w:pPr>
         <w:spacing w:after="0"/>
       </w:pPr>
-      <w:hyperlink w:history="1" r:id="rIdmdnxfkxbq8mkreyvkpsec">
+      <w:hyperlink w:history="1" r:id="rIdlxv-y7fl2pilbadc63l7q">
         <w:r>
           <w:rPr>
             <w:rFonts w:ascii="Arial" w:cs="Arial" w:eastAsia="Arial" w:hAnsi="Arial"/>
@@ -126,7 +126,7 @@
         </w:rPr>
         <w:t xml:space="preserve">  ·  </w:t>
       </w:r>
-      <w:hyperlink w:history="1" r:id="rIdptmsens3yvursbmsqmlrq">
+      <w:hyperlink w:history="1" r:id="rIdq6liqiiveum12-l2xbd3h">
         <w:r>
           <w:rPr>
             <w:rFonts w:ascii="Arial" w:cs="Arial" w:eastAsia="Arial" w:hAnsi="Arial"/>
@@ -772,7 +772,7 @@
           <w:sz w:val="20"/>
           <w:szCs w:val="20"/>
         </w:rPr>
-        <w:t xml:space="preserve">Implemented CI/CD pipelines using Jenkins and Terraform and automated local blockchain environments to streamline deployments and developer onboarding.</w:t>
+        <w:t xml:space="preserve">Implemented CI/CD pipelines on AWS using Jenkins and Terraform and automated local blockchain environments to streamline deployments and developer onboarding.</w:t>
       </w:r>
     </w:p>
     <w:p>
@@ -1264,7 +1264,7 @@
         </w:rPr>
         <w:t xml:space="preserve">  ·  </w:t>
       </w:r>
-      <w:hyperlink w:history="1" r:id="rIduwwkqiwh5acahxtrigjp6">
+      <w:hyperlink w:history="1" r:id="rIdyghaofz3wlzkqtgq54ypr">
         <w:r>
           <w:rPr>
             <w:rFonts w:ascii="Arial" w:cs="Arial" w:eastAsia="Arial" w:hAnsi="Arial"/>
@@ -1284,7 +1284,7 @@
         </w:rPr>
         <w:t xml:space="preserve">  ·  </w:t>
       </w:r>
-      <w:hyperlink w:history="1" r:id="rIda7flghrxi3r7eiku4cqw_">
+      <w:hyperlink w:history="1" r:id="rIdxxz4xerivuxraetl88vgi">
         <w:r>
           <w:rPr>
             <w:rFonts w:ascii="Arial" w:cs="Arial" w:eastAsia="Arial" w:hAnsi="Arial"/>
@@ -1424,7 +1424,7 @@
         </w:rPr>
         <w:t xml:space="preserve">  ·  </w:t>
       </w:r>
-      <w:hyperlink w:history="1" r:id="rIdllc8llrwfepmjkv5pv3kg">
+      <w:hyperlink w:history="1" r:id="rIdqmqaomiscy_fzecmhgxol">
         <w:r>
           <w:rPr>
             <w:rFonts w:ascii="Arial" w:cs="Arial" w:eastAsia="Arial" w:hAnsi="Arial"/>
@@ -1444,7 +1444,7 @@
         </w:rPr>
         <w:t xml:space="preserve">  ·  </w:t>
       </w:r>
-      <w:hyperlink w:history="1" r:id="rIdfmqoh6tw8xwf_zabisfv2">
+      <w:hyperlink w:history="1" r:id="rIdi6ywibz0s80v94d5nxjdf">
         <w:r>
           <w:rPr>
             <w:rFonts w:ascii="Arial" w:cs="Arial" w:eastAsia="Arial" w:hAnsi="Arial"/>
@@ -1565,7 +1565,7 @@
         </w:rPr>
         <w:t xml:space="preserve">  ·  </w:t>
       </w:r>
-      <w:hyperlink w:history="1" r:id="rIdqjljvdmrdnn5ixyntgpzl">
+      <w:hyperlink w:history="1" r:id="rIdef5cub3bacbzk_qk4v_y_">
         <w:r>
           <w:rPr>
             <w:rFonts w:ascii="Arial" w:cs="Arial" w:eastAsia="Arial" w:hAnsi="Arial"/>
@@ -1585,7 +1585,7 @@
         </w:rPr>
         <w:t xml:space="preserve">  ·  </w:t>
       </w:r>
-      <w:hyperlink w:history="1" r:id="rIdrroitdsg6avgfqtfrcv-2">
+      <w:hyperlink w:history="1" r:id="rIdnbhhrfim3mm3blf33yi4r">
         <w:r>
           <w:rPr>
             <w:rFonts w:ascii="Arial" w:cs="Arial" w:eastAsia="Arial" w:hAnsi="Arial"/>
@@ -1828,7 +1828,7 @@
           <w:sz w:val="20"/>
           <w:szCs w:val="20"/>
         </w:rPr>
-        <w:t xml:space="preserve">Kubernetes, Terraform, Docker, Docker Compose, CI/CD, Infrastructure-as-Code, Linux, Git, Bash, GCP, Azure (AKS), Hetzner</w:t>
+        <w:t xml:space="preserve">Kubernetes, Terraform, Docker, Docker Compose, CI/CD, Infrastructure-as-Code, Linux, Git, Bash, AWS, GCP, Azure (AKS), DigitalOcean, Hetzner</w:t>
       </w:r>
     </w:p>
     <w:p>

--- a/public/Bartlomiej_Kus_Resume.docx
+++ b/public/Bartlomiej_Kus_Resume.docx
@@ -50,7 +50,7 @@
       <w:pPr>
         <w:spacing w:after="0"/>
       </w:pPr>
-      <w:hyperlink w:history="1" r:id="rId8lx3fb_x-ists4uiroast">
+      <w:hyperlink w:history="1" r:id="rIdznm37ajkqlqtw8fr0itwz">
         <w:r>
           <w:rPr>
             <w:rFonts w:ascii="Arial" w:cs="Arial" w:eastAsia="Arial" w:hAnsi="Arial"/>
@@ -70,7 +70,7 @@
         </w:rPr>
         <w:t xml:space="preserve">  ·  </w:t>
       </w:r>
-      <w:hyperlink w:history="1" r:id="rIdhxfru-8ykh05r3xsntpaq">
+      <w:hyperlink w:history="1" r:id="rId9dqjtzdpxpetdo6myvjkh">
         <w:r>
           <w:rPr>
             <w:rFonts w:ascii="Arial" w:cs="Arial" w:eastAsia="Arial" w:hAnsi="Arial"/>
@@ -90,7 +90,7 @@
         </w:rPr>
         <w:t xml:space="preserve">  ·  </w:t>
       </w:r>
-      <w:hyperlink w:history="1" r:id="rIdg7of1wyx4knjurnzre9cd">
+      <w:hyperlink w:history="1" r:id="rIdp__z9njfzqhfi_v1im0mv">
         <w:r>
           <w:rPr>
             <w:rFonts w:ascii="Arial" w:cs="Arial" w:eastAsia="Arial" w:hAnsi="Arial"/>
@@ -106,7 +106,7 @@
       <w:pPr>
         <w:spacing w:after="0"/>
       </w:pPr>
-      <w:hyperlink w:history="1" r:id="rIdlxv-y7fl2pilbadc63l7q">
+      <w:hyperlink w:history="1" r:id="rIdgbhxjpxgo_anxonzfrnb6">
         <w:r>
           <w:rPr>
             <w:rFonts w:ascii="Arial" w:cs="Arial" w:eastAsia="Arial" w:hAnsi="Arial"/>
@@ -126,7 +126,7 @@
         </w:rPr>
         <w:t xml:space="preserve">  ·  </w:t>
       </w:r>
-      <w:hyperlink w:history="1" r:id="rIdq6liqiiveum12-l2xbd3h">
+      <w:hyperlink w:history="1" r:id="rId6ptelyq6fqvphlahgag_o">
         <w:r>
           <w:rPr>
             <w:rFonts w:ascii="Arial" w:cs="Arial" w:eastAsia="Arial" w:hAnsi="Arial"/>
@@ -830,25 +830,6 @@
     </w:p>
     <w:p>
       <w:pPr>
-        <w:pStyle w:val="ListParagraph"/>
-        <w:numPr>
-          <w:ilvl w:val="0"/>
-          <w:numId w:val="1"/>
-        </w:numPr>
-        <w:spacing w:after="28"/>
-      </w:pPr>
-      <w:r>
-        <w:rPr>
-          <w:rFonts w:ascii="Arial" w:cs="Arial" w:eastAsia="Arial" w:hAnsi="Arial"/>
-          <w:color w:val="000000"/>
-          <w:sz w:val="20"/>
-          <w:szCs w:val="20"/>
-        </w:rPr>
-        <w:t xml:space="preserve">Shipped features across a React–Backbone.js platform and built a React Native expense-capture app; automated PostgreSQL ingestion pipelines with cron, Bash, and PSQL.</w:t>
-      </w:r>
-    </w:p>
-    <w:p>
-      <w:pPr>
         <w:tabs>
           <w:tab w:val="right" w:pos="10514"/>
         </w:tabs>
@@ -1239,7 +1220,7 @@
           <w:sz w:val="20"/>
           <w:szCs w:val="20"/>
         </w:rPr>
-        <w:t xml:space="preserve">Open Agentic Platform (OAP)</w:t>
+        <w:t xml:space="preserve">Statecraft</w:t>
       </w:r>
     </w:p>
     <w:p>
@@ -1264,7 +1245,7 @@
         </w:rPr>
         <w:t xml:space="preserve">  ·  </w:t>
       </w:r>
-      <w:hyperlink w:history="1" r:id="rIdyghaofz3wlzkqtgq54ypr">
+      <w:hyperlink w:history="1" r:id="rIdna6z88xj6f3rnoiydtszl">
         <w:r>
           <w:rPr>
             <w:rFonts w:ascii="Arial" w:cs="Arial" w:eastAsia="Arial" w:hAnsi="Arial"/>
@@ -1284,7 +1265,7 @@
         </w:rPr>
         <w:t xml:space="preserve">  ·  </w:t>
       </w:r>
-      <w:hyperlink w:history="1" r:id="rIdxxz4xerivuxraetl88vgi">
+      <w:hyperlink w:history="1" r:id="rIdvh3vdpn0yrcrmoyomvjui">
         <w:r>
           <w:rPr>
             <w:rFonts w:ascii="Arial" w:cs="Arial" w:eastAsia="Arial" w:hAnsi="Arial"/>
@@ -1292,7 +1273,7 @@
             <w:sz w:val="18"/>
             <w:szCs w:val="18"/>
           </w:rPr>
-          <w:t xml:space="preserve">github.com/statecrafting/open-agentic-platform</w:t>
+          <w:t xml:space="preserve">github.com/statecrafting/statecraft</w:t>
         </w:r>
       </w:hyperlink>
     </w:p>
@@ -1307,7 +1288,7 @@
           <w:sz w:val="20"/>
           <w:szCs w:val="20"/>
         </w:rPr>
-        <w:t xml:space="preserve">A governance control plane for AI-native software delivery where human-authored specifications are the unit of authorization: agent and deployment actions are gated against them at runtime and reconcilable to the spec that permitted each one. Rust services and CLIs, an Encore.ts / React Router control plane, and a Tauri v2 / React inspection cockpit.</w:t>
+        <w:t xml:space="preserve">The governed agentic delivery control plane: tenants (per-customer GitHub App installations), a factory that stamps applications from a versioned template contract, a fleet plane that operates them on Hetzner K3s, and a governance UI. Rebuilt ground-up in July 2026 from its Open Agentic Platform predecessor (now archived) and running in production as the first app of its own template.</w:t>
       </w:r>
     </w:p>
     <w:p>
@@ -1345,45 +1326,45 @@
           <w:sz w:val="20"/>
           <w:szCs w:val="20"/>
         </w:rPr>
-        <w:t xml:space="preserve">Placed a Rust policy kernel on the live agent path, not beside it: every MCP tool call is evaluated and can be denied or degraded (a distinct denial outcome from a permission error), with permission decisions and pipeline stages written to a SHA-256 hash-chained audit log; each run emits a governance certificate with an independent verifier that detects tampering of any single artifact.</w:t>
-      </w:r>
-    </w:p>
-    <w:p>
-      <w:pPr>
-        <w:pStyle w:val="ListParagraph"/>
-        <w:numPr>
-          <w:ilvl w:val="0"/>
-          <w:numId w:val="1"/>
-        </w:numPr>
-        <w:spacing w:after="28"/>
-      </w:pPr>
-      <w:r>
-        <w:rPr>
-          <w:rFonts w:ascii="Arial" w:cs="Arial" w:eastAsia="Arial" w:hAnsi="Arial"/>
-          <w:color w:val="000000"/>
-          <w:sz w:val="20"/>
-          <w:szCs w:val="20"/>
-        </w:rPr>
-        <w:t xml:space="preserve">Kept the application portable across clouds with cloud specifics confined to infrastructure: identical container images and Helm charts run on Azure AKS and Hetzner K3s, differences isolated to Terraform and per-cloud values overlays, with no application code change between them. (AWS/GCP/DigitalOcean: reusable Terraform modules exist, not yet instantiated.)</w:t>
-      </w:r>
-    </w:p>
-    <w:p>
-      <w:pPr>
-        <w:pStyle w:val="ListParagraph"/>
-        <w:numPr>
-          <w:ilvl w:val="0"/>
-          <w:numId w:val="1"/>
-        </w:numPr>
-        <w:spacing w:after="28"/>
-      </w:pPr>
-      <w:r>
-        <w:rPr>
-          <w:rFonts w:ascii="Arial" w:cs="Arial" w:eastAsia="Arial" w:hAnsi="Arial"/>
-          <w:color w:val="000000"/>
-          <w:sz w:val="20"/>
-          <w:szCs w:val="20"/>
-        </w:rPr>
-        <w:t xml:space="preserve">Applied release provenance to the project itself: CI emits per-target CycloneDX SBOMs and SHA-256 sidecars for every desktop installer (macOS, Linux, Windows) and the bundled CLI tools, so bill-of-materials and integrity are verifiable before a binary runs.</w:t>
+        <w:t xml:space="preserve">Designed the two-plane model: the control plane is one instance of the EnRaHiTu template (Encore.ts, rauthy OIDC, and embedded Raft-replicated SQLite in a single container with zero managed-infrastructure dependencies) and every tenant application it stamps is another, independent one; the platform runs in production on its own template under Flux GitOps.</w:t>
+      </w:r>
+    </w:p>
+    <w:p>
+      <w:pPr>
+        <w:pStyle w:val="ListParagraph"/>
+        <w:numPr>
+          <w:ilvl w:val="0"/>
+          <w:numId w:val="1"/>
+        </w:numPr>
+        <w:spacing w:after="28"/>
+      </w:pPr>
+      <w:r>
+        <w:rPr>
+          <w:rFonts w:ascii="Arial" w:cs="Arial" w:eastAsia="Arial" w:hAnsi="Arial"/>
+          <w:color w:val="000000"/>
+          <w:sz w:val="20"/>
+          <w:szCs w:val="20"/>
+        </w:rPr>
+        <w:t xml:space="preserve">Modeled tenancy on per-customer GitHub App installations, with the factory confined by spec to a single versioned template.toml contract (it cannot reach into template internals) and the fleet placing stamped applications as container + volume + ingress units on Hetzner K3s.</w:t>
+      </w:r>
+    </w:p>
+    <w:p>
+      <w:pPr>
+        <w:pStyle w:val="ListParagraph"/>
+        <w:numPr>
+          <w:ilvl w:val="0"/>
+          <w:numId w:val="1"/>
+        </w:numPr>
+        <w:spacing w:after="28"/>
+      </w:pPr>
+      <w:r>
+        <w:rPr>
+          <w:rFonts w:ascii="Arial" w:cs="Arial" w:eastAsia="Arial" w:hAnsi="Arial"/>
+          <w:color w:val="000000"/>
+          <w:sz w:val="20"/>
+          <w:szCs w:val="20"/>
+        </w:rPr>
+        <w:t xml:space="preserve">Proved the governance thesis at full scale by rebuilding the platform ground-up from its predecessor in days, not months: the spec corpora were rewritten first, agents implemented under the coupling gate, and the old flagship was archived with nothing lost but the code.</w:t>
       </w:r>
     </w:p>
     <w:p>
@@ -1424,7 +1405,7 @@
         </w:rPr>
         <w:t xml:space="preserve">  ·  </w:t>
       </w:r>
-      <w:hyperlink w:history="1" r:id="rIdqmqaomiscy_fzecmhgxol">
+      <w:hyperlink w:history="1" r:id="rIdgxneg2zhny8rytteg3hfq">
         <w:r>
           <w:rPr>
             <w:rFonts w:ascii="Arial" w:cs="Arial" w:eastAsia="Arial" w:hAnsi="Arial"/>
@@ -1444,7 +1425,7 @@
         </w:rPr>
         <w:t xml:space="preserve">  ·  </w:t>
       </w:r>
-      <w:hyperlink w:history="1" r:id="rIdi6ywibz0s80v94d5nxjdf">
+      <w:hyperlink w:history="1" r:id="rIdrmm2ykkldjdunvmv-qqzi">
         <w:r>
           <w:rPr>
             <w:rFonts w:ascii="Arial" w:cs="Arial" w:eastAsia="Arial" w:hAnsi="Arial"/>
@@ -1467,7 +1448,7 @@
           <w:sz w:val="20"/>
           <w:szCs w:val="20"/>
         </w:rPr>
-        <w:t xml:space="preserve">A typed, hash-verifiable authority ledger over a markdown specification corpus: an installable Rust library and CLI that refuses code which drifts from its owning specification at PR time. Designed as a domain-agnostic governance core that OAP layers semantics onto through a documented overlay contract.</w:t>
+        <w:t xml:space="preserve">A typed, hash-verifiable authority ledger over a markdown specification corpus: an installable Rust library and CLI that refuses code which drifts from its owning specification at PR time. Designed as a domain-agnostic governance core that Statecraft layers semantics onto through a documented overlay contract.</w:t>
       </w:r>
     </w:p>
     <w:p>
@@ -1565,7 +1546,7 @@
         </w:rPr>
         <w:t xml:space="preserve">  ·  </w:t>
       </w:r>
-      <w:hyperlink w:history="1" r:id="rIdef5cub3bacbzk_qk4v_y_">
+      <w:hyperlink w:history="1" r:id="rIddgufbsdvzlwudz8v6ftvf">
         <w:r>
           <w:rPr>
             <w:rFonts w:ascii="Arial" w:cs="Arial" w:eastAsia="Arial" w:hAnsi="Arial"/>
@@ -1585,7 +1566,7 @@
         </w:rPr>
         <w:t xml:space="preserve">  ·  </w:t>
       </w:r>
-      <w:hyperlink w:history="1" r:id="rIdnbhhrfim3mm3blf33yi4r">
+      <w:hyperlink w:history="1" r:id="rId_wq10ms8n14onzgsk9uch">
         <w:r>
           <w:rPr>
             <w:rFonts w:ascii="Arial" w:cs="Arial" w:eastAsia="Arial" w:hAnsi="Arial"/>
@@ -1593,7 +1574,7 @@
             <w:sz w:val="18"/>
             <w:szCs w:val="18"/>
           </w:rPr>
-          <w:t xml:space="preserve">github.com/statecraft-ing</w:t>
+          <w:t xml:space="preserve">github.com/statecrafting</w:t>
         </w:r>
       </w:hyperlink>
     </w:p>
@@ -1615,46 +1596,46 @@
           <w:sz w:val="20"/>
           <w:szCs w:val="20"/>
         </w:rPr>
-        <w:t xml:space="preserve">oap-bootstrap</w:t>
-      </w:r>
-      <w:r>
-        <w:rPr>
-          <w:rFonts w:ascii="Arial" w:cs="Arial" w:eastAsia="Arial" w:hAnsi="Arial"/>
-          <w:color w:val="000000"/>
-          <w:sz w:val="20"/>
-          <w:szCs w:val="20"/>
-        </w:rPr>
-        <w:t xml:space="preserve"> (Go): idempotent CLI that stands up a new OAP instance in a GitHub org and Hetzner K3s estate (GitHub App registration, Actions secrets, cluster, Cloudflare DNS, rauthy OIDC).</w:t>
-      </w:r>
-    </w:p>
-    <w:p>
-      <w:pPr>
-        <w:pStyle w:val="ListParagraph"/>
-        <w:numPr>
-          <w:ilvl w:val="0"/>
-          <w:numId w:val="1"/>
-        </w:numPr>
-        <w:spacing w:after="28"/>
-      </w:pPr>
-      <w:r>
-        <w:rPr>
-          <w:rFonts w:ascii="Arial" w:cs="Arial" w:eastAsia="Arial" w:hAnsi="Arial"/>
-          <w:b/>
-          <w:bCs/>
-          <w:color w:val="000000"/>
-          <w:sz w:val="20"/>
-          <w:szCs w:val="20"/>
-        </w:rPr>
-        <w:t xml:space="preserve">factory-encore / template-encore</w:t>
-      </w:r>
-      <w:r>
-        <w:rPr>
-          <w:rFonts w:ascii="Arial" w:cs="Arial" w:eastAsia="Arial" w:hAnsi="Arial"/>
-          <w:color w:val="000000"/>
-          <w:sz w:val="20"/>
-          <w:szCs w:val="20"/>
-        </w:rPr>
-        <w:t xml:space="preserve"> (TS factory + Encore.ts / Vue 3 / PrimeVue base): technology-agnostic software factory that turns business documents into a frozen, technology-free Build Specification, then composes it via adapter into a runnable baseline (public and internal SPAs, BFF API gateway, rauthy OIDC auth over Postgres).</w:t>
+        <w:t xml:space="preserve">enrahitu</w:t>
+      </w:r>
+      <w:r>
+        <w:rPr>
+          <w:rFonts w:ascii="Arial" w:cs="Arial" w:eastAsia="Arial" w:hAnsi="Arial"/>
+          <w:color w:val="000000"/>
+          <w:sz w:val="20"/>
+          <w:szCs w:val="20"/>
+        </w:rPr>
+        <w:t xml:space="preserve"> (Encore.ts / TypeScript): the EnRaHiTu template chassis (Encore.ts + rauthy + hiqlite + Turso/libSQL), a self-contained single-container application core with zero managed-infrastructure dependencies; the Encore toolchain is vendored and driven as a library, with no CLI anywhere in the loop.</w:t>
+      </w:r>
+    </w:p>
+    <w:p>
+      <w:pPr>
+        <w:pStyle w:val="ListParagraph"/>
+        <w:numPr>
+          <w:ilvl w:val="0"/>
+          <w:numId w:val="1"/>
+        </w:numPr>
+        <w:spacing w:after="28"/>
+      </w:pPr>
+      <w:r>
+        <w:rPr>
+          <w:rFonts w:ascii="Arial" w:cs="Arial" w:eastAsia="Arial" w:hAnsi="Arial"/>
+          <w:b/>
+          <w:bCs/>
+          <w:color w:val="000000"/>
+          <w:sz w:val="20"/>
+          <w:szCs w:val="20"/>
+        </w:rPr>
+        <w:t xml:space="preserve">statecraft-cli</w:t>
+      </w:r>
+      <w:r>
+        <w:rPr>
+          <w:rFonts w:ascii="Arial" w:cs="Arial" w:eastAsia="Arial" w:hAnsi="Arial"/>
+          <w:color w:val="000000"/>
+          <w:sz w:val="20"/>
+          <w:szCs w:val="20"/>
+        </w:rPr>
+        <w:t xml:space="preserve"> (Rust): one binary, two faces; Statecraft's governance verbs as CLI subcommands for humans and as an MCP server for agents, so coding agents request approvals, check spec-code coupling, and trigger factory stages natively under governance.</w:t>
       </w:r>
     </w:p>
     <w:p>
@@ -1685,6 +1666,25 @@
           <w:szCs w:val="20"/>
         </w:rPr>
         <w:t xml:space="preserve"> (Rust): emit builds an Ed25519-signed governance-certificate.json from a finished run directory; tail re-verifies that paperwork offline, identity-free and read-only, with zero trust in the producer.</w:t>
+      </w:r>
+    </w:p>
+    <w:p>
+      <w:pPr>
+        <w:pStyle w:val="ListParagraph"/>
+        <w:numPr>
+          <w:ilvl w:val="0"/>
+          <w:numId w:val="1"/>
+        </w:numPr>
+        <w:spacing w:after="28"/>
+      </w:pPr>
+      <w:r>
+        <w:rPr>
+          <w:rFonts w:ascii="Arial" w:cs="Arial" w:eastAsia="Arial" w:hAnsi="Arial"/>
+          <w:color w:val="000000"/>
+          <w:sz w:val="20"/>
+          <w:szCs w:val="20"/>
+        </w:rPr>
+        <w:t xml:space="preserve">action-gate / attest-ledger / trust-window / canonical-keysort-json (Rust): extracted governance primitives; a pure deterministic decision gate (Allow / Deny / Degrade with a stable config hash), an append-only hash-linked signed record ledger with an independent verifier, a rolling-window trust scorer, and canonical JSON at the hash boundary.</w:t>
       </w:r>
     </w:p>
     <w:p>

--- a/public/Bartlomiej_Kus_Resume.docx
+++ b/public/Bartlomiej_Kus_Resume.docx
@@ -50,7 +50,7 @@
       <w:pPr>
         <w:spacing w:after="0"/>
       </w:pPr>
-      <w:hyperlink w:history="1" r:id="rIdznm37ajkqlqtw8fr0itwz">
+      <w:hyperlink w:history="1" r:id="rIdbmfm0hrp6umcm1ejpgqvm">
         <w:r>
           <w:rPr>
             <w:rFonts w:ascii="Arial" w:cs="Arial" w:eastAsia="Arial" w:hAnsi="Arial"/>
@@ -70,7 +70,7 @@
         </w:rPr>
         <w:t xml:space="preserve">  ·  </w:t>
       </w:r>
-      <w:hyperlink w:history="1" r:id="rId9dqjtzdpxpetdo6myvjkh">
+      <w:hyperlink w:history="1" r:id="rIdmbnr6ud0bsikvdqxdt4dt">
         <w:r>
           <w:rPr>
             <w:rFonts w:ascii="Arial" w:cs="Arial" w:eastAsia="Arial" w:hAnsi="Arial"/>
@@ -90,7 +90,7 @@
         </w:rPr>
         <w:t xml:space="preserve">  ·  </w:t>
       </w:r>
-      <w:hyperlink w:history="1" r:id="rIdp__z9njfzqhfi_v1im0mv">
+      <w:hyperlink w:history="1" r:id="rId3ebbald8dhoeksbuoipif">
         <w:r>
           <w:rPr>
             <w:rFonts w:ascii="Arial" w:cs="Arial" w:eastAsia="Arial" w:hAnsi="Arial"/>
@@ -106,7 +106,7 @@
       <w:pPr>
         <w:spacing w:after="0"/>
       </w:pPr>
-      <w:hyperlink w:history="1" r:id="rIdgbhxjpxgo_anxonzfrnb6">
+      <w:hyperlink w:history="1" r:id="rId8x65wxtvovbrwzjrotuc5">
         <w:r>
           <w:rPr>
             <w:rFonts w:ascii="Arial" w:cs="Arial" w:eastAsia="Arial" w:hAnsi="Arial"/>
@@ -126,7 +126,7 @@
         </w:rPr>
         <w:t xml:space="preserve">  ·  </w:t>
       </w:r>
-      <w:hyperlink w:history="1" r:id="rId6ptelyq6fqvphlahgag_o">
+      <w:hyperlink w:history="1" r:id="rIdmfo0yjfeyhzvutsvv33si">
         <w:r>
           <w:rPr>
             <w:rFonts w:ascii="Arial" w:cs="Arial" w:eastAsia="Arial" w:hAnsi="Arial"/>
@@ -1245,7 +1245,7 @@
         </w:rPr>
         <w:t xml:space="preserve">  ·  </w:t>
       </w:r>
-      <w:hyperlink w:history="1" r:id="rIdna6z88xj6f3rnoiydtszl">
+      <w:hyperlink w:history="1" r:id="rIdhcgjr2jdc9plyesdyra_-">
         <w:r>
           <w:rPr>
             <w:rFonts w:ascii="Arial" w:cs="Arial" w:eastAsia="Arial" w:hAnsi="Arial"/>
@@ -1265,7 +1265,7 @@
         </w:rPr>
         <w:t xml:space="preserve">  ·  </w:t>
       </w:r>
-      <w:hyperlink w:history="1" r:id="rIdvh3vdpn0yrcrmoyomvjui">
+      <w:hyperlink w:history="1" r:id="rIdglj9vioxjviwcg62bwvw6">
         <w:r>
           <w:rPr>
             <w:rFonts w:ascii="Arial" w:cs="Arial" w:eastAsia="Arial" w:hAnsi="Arial"/>
@@ -1405,7 +1405,7 @@
         </w:rPr>
         <w:t xml:space="preserve">  ·  </w:t>
       </w:r>
-      <w:hyperlink w:history="1" r:id="rIdgxneg2zhny8rytteg3hfq">
+      <w:hyperlink w:history="1" r:id="rId7cxmxhunvpwc6m2cq5enb">
         <w:r>
           <w:rPr>
             <w:rFonts w:ascii="Arial" w:cs="Arial" w:eastAsia="Arial" w:hAnsi="Arial"/>
@@ -1425,7 +1425,7 @@
         </w:rPr>
         <w:t xml:space="preserve">  ·  </w:t>
       </w:r>
-      <w:hyperlink w:history="1" r:id="rIdrmm2ykkldjdunvmv-qqzi">
+      <w:hyperlink w:history="1" r:id="rIdq1akw_crkistooz5gwg5j">
         <w:r>
           <w:rPr>
             <w:rFonts w:ascii="Arial" w:cs="Arial" w:eastAsia="Arial" w:hAnsi="Arial"/>
@@ -1546,7 +1546,7 @@
         </w:rPr>
         <w:t xml:space="preserve">  ·  </w:t>
       </w:r>
-      <w:hyperlink w:history="1" r:id="rIddgufbsdvzlwudz8v6ftvf">
+      <w:hyperlink w:history="1" r:id="rIdnxhgauiuekrs9zep69emy">
         <w:r>
           <w:rPr>
             <w:rFonts w:ascii="Arial" w:cs="Arial" w:eastAsia="Arial" w:hAnsi="Arial"/>
@@ -1566,7 +1566,7 @@
         </w:rPr>
         <w:t xml:space="preserve">  ·  </w:t>
       </w:r>
-      <w:hyperlink w:history="1" r:id="rId_wq10ms8n14onzgsk9uch">
+      <w:hyperlink w:history="1" r:id="rId2oyqwmla8tphzkemexbap">
         <w:r>
           <w:rPr>
             <w:rFonts w:ascii="Arial" w:cs="Arial" w:eastAsia="Arial" w:hAnsi="Arial"/>

--- a/public/Bartlomiej_Kus_Resume.docx
+++ b/public/Bartlomiej_Kus_Resume.docx
@@ -50,7 +50,7 @@
       <w:pPr>
         <w:spacing w:after="0"/>
       </w:pPr>
-      <w:hyperlink w:history="1" r:id="rIdbmfm0hrp6umcm1ejpgqvm">
+      <w:hyperlink w:history="1" r:id="rId_tkc0iwfjgq0ld47udbwa">
         <w:r>
           <w:rPr>
             <w:rFonts w:ascii="Arial" w:cs="Arial" w:eastAsia="Arial" w:hAnsi="Arial"/>
@@ -70,7 +70,7 @@
         </w:rPr>
         <w:t xml:space="preserve">  ·  </w:t>
       </w:r>
-      <w:hyperlink w:history="1" r:id="rIdmbnr6ud0bsikvdqxdt4dt">
+      <w:hyperlink w:history="1" r:id="rIdneawej4-kloccdpqwq6ke">
         <w:r>
           <w:rPr>
             <w:rFonts w:ascii="Arial" w:cs="Arial" w:eastAsia="Arial" w:hAnsi="Arial"/>
@@ -90,7 +90,7 @@
         </w:rPr>
         <w:t xml:space="preserve">  ·  </w:t>
       </w:r>
-      <w:hyperlink w:history="1" r:id="rId3ebbald8dhoeksbuoipif">
+      <w:hyperlink w:history="1" r:id="rIdr5m54-xx6aa7fgf9_gy95">
         <w:r>
           <w:rPr>
             <w:rFonts w:ascii="Arial" w:cs="Arial" w:eastAsia="Arial" w:hAnsi="Arial"/>
@@ -106,7 +106,7 @@
       <w:pPr>
         <w:spacing w:after="0"/>
       </w:pPr>
-      <w:hyperlink w:history="1" r:id="rId8x65wxtvovbrwzjrotuc5">
+      <w:hyperlink w:history="1" r:id="rIdne3bkmzg75chdaa2beawc">
         <w:r>
           <w:rPr>
             <w:rFonts w:ascii="Arial" w:cs="Arial" w:eastAsia="Arial" w:hAnsi="Arial"/>
@@ -126,7 +126,7 @@
         </w:rPr>
         <w:t xml:space="preserve">  ·  </w:t>
       </w:r>
-      <w:hyperlink w:history="1" r:id="rIdmfo0yjfeyhzvutsvv33si">
+      <w:hyperlink w:history="1" r:id="rIdvw6st2h9amdpcki6xpwpo">
         <w:r>
           <w:rPr>
             <w:rFonts w:ascii="Arial" w:cs="Arial" w:eastAsia="Arial" w:hAnsi="Arial"/>
@@ -461,7 +461,7 @@
           <w:sz w:val="20"/>
           <w:szCs w:val="20"/>
         </w:rPr>
-        <w:t xml:space="preserve">Supported Kubernetes deployments and multi-environment configuration; automated local development, environment provisioning, and system initialization to reduce onboarding time and errors.</w:t>
+        <w:t xml:space="preserve">Supported Kubernetes deployments and multi-environment configuration; delivered containerized services and AWS Lambda functions on partner and prospective-partner engagements; automated local development, environment provisioning, and system initialization to reduce onboarding time and errors.</w:t>
       </w:r>
     </w:p>
     <w:p>
@@ -571,7 +571,7 @@
           <w:sz w:val="20"/>
           <w:szCs w:val="20"/>
         </w:rPr>
-        <w:t xml:space="preserve">Owned end-to-end feature delivery across frontend, backend, and DevOps using React, Node.js, and MariaDB; rebuilt legacy frontend components into a modern React architecture.</w:t>
+        <w:t xml:space="preserve">Owned end-to-end feature delivery across frontend, backend, and DevOps using React, Node.js, and MariaDB on AWS; rebuilt legacy frontend components into a modern React architecture.</w:t>
       </w:r>
     </w:p>
     <w:p>
@@ -772,7 +772,7 @@
           <w:sz w:val="20"/>
           <w:szCs w:val="20"/>
         </w:rPr>
-        <w:t xml:space="preserve">Implemented CI/CD pipelines on AWS using Jenkins and Terraform and automated local blockchain environments to streamline deployments and developer onboarding.</w:t>
+        <w:t xml:space="preserve">Implemented CI/CD pipelines on AWS using Jenkins, with Terraform provisioning the AWS resources, and automated local blockchain environments to streamline deployments and developer onboarding.</w:t>
       </w:r>
     </w:p>
     <w:p>
@@ -830,6 +830,25 @@
     </w:p>
     <w:p>
       <w:pPr>
+        <w:pStyle w:val="ListParagraph"/>
+        <w:numPr>
+          <w:ilvl w:val="0"/>
+          <w:numId w:val="1"/>
+        </w:numPr>
+        <w:spacing w:after="28"/>
+      </w:pPr>
+      <w:r>
+        <w:rPr>
+          <w:rFonts w:ascii="Arial" w:cs="Arial" w:eastAsia="Arial" w:hAnsi="Arial"/>
+          <w:color w:val="000000"/>
+          <w:sz w:val="20"/>
+          <w:szCs w:val="20"/>
+        </w:rPr>
+        <w:t xml:space="preserve">Shipped features across a React–Backbone.js platform and built a React Native expense-capture app; automated PostgreSQL ingestion pipelines with cron, Bash, and PSQL.</w:t>
+      </w:r>
+    </w:p>
+    <w:p>
+      <w:pPr>
         <w:tabs>
           <w:tab w:val="right" w:pos="10514"/>
         </w:tabs>
@@ -1245,7 +1264,7 @@
         </w:rPr>
         <w:t xml:space="preserve">  ·  </w:t>
       </w:r>
-      <w:hyperlink w:history="1" r:id="rIdhcgjr2jdc9plyesdyra_-">
+      <w:hyperlink w:history="1" r:id="rId6j_idkw9ysdd5ptsciy-x">
         <w:r>
           <w:rPr>
             <w:rFonts w:ascii="Arial" w:cs="Arial" w:eastAsia="Arial" w:hAnsi="Arial"/>
@@ -1265,7 +1284,7 @@
         </w:rPr>
         <w:t xml:space="preserve">  ·  </w:t>
       </w:r>
-      <w:hyperlink w:history="1" r:id="rIdglj9vioxjviwcg62bwvw6">
+      <w:hyperlink w:history="1" r:id="rId7th4rwkctn04--a4pl-ap">
         <w:r>
           <w:rPr>
             <w:rFonts w:ascii="Arial" w:cs="Arial" w:eastAsia="Arial" w:hAnsi="Arial"/>
@@ -1405,7 +1424,7 @@
         </w:rPr>
         <w:t xml:space="preserve">  ·  </w:t>
       </w:r>
-      <w:hyperlink w:history="1" r:id="rId7cxmxhunvpwc6m2cq5enb">
+      <w:hyperlink w:history="1" r:id="rIdovgjrssbu-wf19agq4eiv">
         <w:r>
           <w:rPr>
             <w:rFonts w:ascii="Arial" w:cs="Arial" w:eastAsia="Arial" w:hAnsi="Arial"/>
@@ -1425,7 +1444,7 @@
         </w:rPr>
         <w:t xml:space="preserve">  ·  </w:t>
       </w:r>
-      <w:hyperlink w:history="1" r:id="rIdq1akw_crkistooz5gwg5j">
+      <w:hyperlink w:history="1" r:id="rIdh5seu-pjxffkcxwj4kow3">
         <w:r>
           <w:rPr>
             <w:rFonts w:ascii="Arial" w:cs="Arial" w:eastAsia="Arial" w:hAnsi="Arial"/>
@@ -1546,7 +1565,7 @@
         </w:rPr>
         <w:t xml:space="preserve">  ·  </w:t>
       </w:r>
-      <w:hyperlink w:history="1" r:id="rIdnxhgauiuekrs9zep69emy">
+      <w:hyperlink w:history="1" r:id="rIdfgsxomw6d3e8o7gciy6vr">
         <w:r>
           <w:rPr>
             <w:rFonts w:ascii="Arial" w:cs="Arial" w:eastAsia="Arial" w:hAnsi="Arial"/>
@@ -1566,7 +1585,7 @@
         </w:rPr>
         <w:t xml:space="preserve">  ·  </w:t>
       </w:r>
-      <w:hyperlink w:history="1" r:id="rId2oyqwmla8tphzkemexbap">
+      <w:hyperlink w:history="1" r:id="rIdw9yj6ppjrtlq5vnkzbkg8">
         <w:r>
           <w:rPr>
             <w:rFonts w:ascii="Arial" w:cs="Arial" w:eastAsia="Arial" w:hAnsi="Arial"/>
